--- a/Devops/ariketa_script.docx
+++ b/Devops/ariketa_script.docx
@@ -4,6 +4,10 @@
   <w:body>
     <w:p>
       <w:r>
+        <w:rPr>
+          <w:noProof/>
+          <w:lang w:val="eu-ES" w:eastAsia="eu-ES"/>
+        </w:rPr>
         <w:drawing>
           <wp:inline distT="0" distB="0" distL="0" distR="0" wp14:anchorId="14961A62" wp14:editId="11F54E67">
             <wp:extent cx="5400040" cy="4024630"/>
@@ -43,6 +47,10 @@
     </w:p>
     <w:p>
       <w:r>
+        <w:rPr>
+          <w:noProof/>
+          <w:lang w:val="eu-ES" w:eastAsia="eu-ES"/>
+        </w:rPr>
         <w:drawing>
           <wp:inline distT="0" distB="0" distL="0" distR="0" wp14:anchorId="101407D3" wp14:editId="10A05A14">
             <wp:extent cx="5400040" cy="4128770"/>
@@ -82,6 +90,10 @@
     </w:p>
     <w:p>
       <w:r>
+        <w:rPr>
+          <w:noProof/>
+          <w:lang w:val="eu-ES" w:eastAsia="eu-ES"/>
+        </w:rPr>
         <w:lastRenderedPageBreak/>
         <w:drawing>
           <wp:inline distT="0" distB="0" distL="0" distR="0" wp14:anchorId="42B6FC6B" wp14:editId="5677B98D">
@@ -122,6 +134,10 @@
     </w:p>
     <w:p>
       <w:r>
+        <w:rPr>
+          <w:noProof/>
+          <w:lang w:val="eu-ES" w:eastAsia="eu-ES"/>
+        </w:rPr>
         <w:drawing>
           <wp:inline distT="0" distB="0" distL="0" distR="0" wp14:anchorId="6F931394" wp14:editId="0A22D71F">
             <wp:extent cx="3620005" cy="571580"/>
@@ -182,6 +198,10 @@
     </w:p>
     <w:p>
       <w:r>
+        <w:rPr>
+          <w:noProof/>
+          <w:lang w:val="eu-ES" w:eastAsia="eu-ES"/>
+        </w:rPr>
         <w:drawing>
           <wp:inline distT="0" distB="0" distL="0" distR="0" wp14:anchorId="6F185AC0" wp14:editId="4F8E8E9F">
             <wp:extent cx="5400040" cy="4240530"/>
@@ -221,6 +241,10 @@
     </w:p>
     <w:p>
       <w:r>
+        <w:rPr>
+          <w:noProof/>
+          <w:lang w:val="eu-ES" w:eastAsia="eu-ES"/>
+        </w:rPr>
         <w:lastRenderedPageBreak/>
         <w:drawing>
           <wp:inline distT="0" distB="0" distL="0" distR="0" wp14:anchorId="0AD6F746" wp14:editId="6454CFA6">
@@ -261,10 +285,7 @@
     </w:p>
     <w:p>
       <w:r>
-        <w:t>Comprueba si el directorio origen existe. Si no existe, detén la ejecución y muestra un mensaje de error explicativo</w:t>
-      </w:r>
-      <w:r>
-        <w:t>.</w:t>
+        <w:t>Comprueba si el directorio origen existe. Si no existe, detén la ejecución y muestra un mensaje de error explicativo.</w:t>
       </w:r>
     </w:p>
     <w:p>
@@ -274,6 +295,10 @@
     </w:p>
     <w:p>
       <w:r>
+        <w:rPr>
+          <w:noProof/>
+          <w:lang w:val="eu-ES" w:eastAsia="eu-ES"/>
+        </w:rPr>
         <w:drawing>
           <wp:inline distT="0" distB="0" distL="0" distR="0" wp14:anchorId="5B0674DE" wp14:editId="5345CD76">
             <wp:extent cx="5400040" cy="3397885"/>
@@ -313,6 +338,10 @@
     </w:p>
     <w:p>
       <w:r>
+        <w:rPr>
+          <w:noProof/>
+          <w:lang w:val="eu-ES" w:eastAsia="eu-ES"/>
+        </w:rPr>
         <w:lastRenderedPageBreak/>
         <w:drawing>
           <wp:inline distT="0" distB="0" distL="0" distR="0" wp14:anchorId="179B337E" wp14:editId="6F02E476">
@@ -392,6 +421,10 @@
     </w:p>
     <w:p>
       <w:r>
+        <w:rPr>
+          <w:noProof/>
+          <w:lang w:val="eu-ES" w:eastAsia="eu-ES"/>
+        </w:rPr>
         <w:drawing>
           <wp:inline distT="0" distB="0" distL="0" distR="0" wp14:anchorId="54D350E1" wp14:editId="2FBE85C0">
             <wp:extent cx="4848902" cy="457264"/>
@@ -431,6 +464,10 @@
     </w:p>
     <w:p>
       <w:r>
+        <w:rPr>
+          <w:noProof/>
+          <w:lang w:val="eu-ES" w:eastAsia="eu-ES"/>
+        </w:rPr>
         <w:drawing>
           <wp:inline distT="0" distB="0" distL="0" distR="0" wp14:anchorId="6DD969C1" wp14:editId="49AB7828">
             <wp:extent cx="3458058" cy="304843"/>
@@ -520,6 +557,10 @@
     </w:p>
     <w:p>
       <w:r>
+        <w:rPr>
+          <w:noProof/>
+          <w:lang w:val="eu-ES" w:eastAsia="eu-ES"/>
+        </w:rPr>
         <w:drawing>
           <wp:inline distT="0" distB="0" distL="0" distR="0" wp14:anchorId="5C08E244" wp14:editId="73D513A8">
             <wp:extent cx="5363323" cy="819264"/>
@@ -593,6 +634,10 @@
     </w:p>
     <w:p>
       <w:r>
+        <w:rPr>
+          <w:noProof/>
+          <w:lang w:val="eu-ES" w:eastAsia="eu-ES"/>
+        </w:rPr>
         <w:drawing>
           <wp:inline distT="0" distB="0" distL="0" distR="0" wp14:anchorId="19F2CF0D" wp14:editId="598A86CD">
             <wp:extent cx="3801005" cy="161948"/>
@@ -640,14 +685,15 @@
       </w:r>
       <w:proofErr w:type="spellEnd"/>
       <w:r>
-        <w:t xml:space="preserve"> de destino existe; si no existe, créala automáticamente</w:t>
-      </w:r>
-      <w:r>
-        <w:t>:</w:t>
-      </w:r>
-    </w:p>
-    <w:p>
-      <w:r>
+        <w:t xml:space="preserve"> de destino existe; si no existe, créala automáticamente:</w:t>
+      </w:r>
+    </w:p>
+    <w:p>
+      <w:r>
+        <w:rPr>
+          <w:noProof/>
+          <w:lang w:val="eu-ES" w:eastAsia="eu-ES"/>
+        </w:rPr>
         <w:lastRenderedPageBreak/>
         <w:drawing>
           <wp:inline distT="0" distB="0" distL="0" distR="0" wp14:anchorId="4C5EF49E" wp14:editId="518F1DCD">
@@ -688,6 +734,10 @@
     </w:p>
     <w:p>
       <w:r>
+        <w:rPr>
+          <w:noProof/>
+          <w:lang w:val="eu-ES" w:eastAsia="eu-ES"/>
+        </w:rPr>
         <w:drawing>
           <wp:inline distT="0" distB="0" distL="0" distR="0" wp14:anchorId="30129F65" wp14:editId="26C13E4A">
             <wp:extent cx="4220164" cy="323895"/>
@@ -727,10 +777,7 @@
     </w:p>
     <w:p>
       <w:r>
-        <w:t>Obtén la fecha y hora actual fo</w:t>
-      </w:r>
-      <w:r>
-        <w:t>rmateada como YYYY-MM-DD_HH-</w:t>
+        <w:t>Obtén la fecha y hora actual formateada como YYYY-MM-DD_HH-</w:t>
       </w:r>
       <w:proofErr w:type="gramStart"/>
       <w:r>
@@ -740,6 +787,10 @@
     </w:p>
     <w:p>
       <w:r>
+        <w:rPr>
+          <w:noProof/>
+          <w:lang w:val="eu-ES" w:eastAsia="eu-ES"/>
+        </w:rPr>
         <w:drawing>
           <wp:inline distT="0" distB="0" distL="0" distR="0" wp14:anchorId="20B10AA3" wp14:editId="449FF06D">
             <wp:extent cx="5400040" cy="3660140"/>
@@ -778,6 +829,44 @@
       </w:r>
     </w:p>
     <w:p>
+      <w:r>
+        <w:lastRenderedPageBreak/>
+        <w:drawing>
+          <wp:inline distT="0" distB="0" distL="0" distR="0" wp14:anchorId="41ECB102" wp14:editId="30815273">
+            <wp:extent cx="5400040" cy="3326130"/>
+            <wp:effectExtent l="0" t="0" r="0" b="7620"/>
+            <wp:docPr id="13" name="Imagen 13"/>
+            <wp:cNvGraphicFramePr>
+              <a:graphicFrameLocks xmlns:a="http://schemas.openxmlformats.org/drawingml/2006/main" noChangeAspect="1"/>
+            </wp:cNvGraphicFramePr>
+            <a:graphic xmlns:a="http://schemas.openxmlformats.org/drawingml/2006/main">
+              <a:graphicData uri="http://schemas.openxmlformats.org/drawingml/2006/picture">
+                <pic:pic xmlns:pic="http://schemas.openxmlformats.org/drawingml/2006/picture">
+                  <pic:nvPicPr>
+                    <pic:cNvPr id="1" name=""/>
+                    <pic:cNvPicPr/>
+                  </pic:nvPicPr>
+                  <pic:blipFill>
+                    <a:blip r:embed="rId19"/>
+                    <a:stretch>
+                      <a:fillRect/>
+                    </a:stretch>
+                  </pic:blipFill>
+                  <pic:spPr>
+                    <a:xfrm>
+                      <a:off x="0" y="0"/>
+                      <a:ext cx="5400040" cy="3326130"/>
+                    </a:xfrm>
+                    <a:prstGeom prst="rect">
+                      <a:avLst/>
+                    </a:prstGeom>
+                  </pic:spPr>
+                </pic:pic>
+              </a:graphicData>
+            </a:graphic>
+          </wp:inline>
+        </w:drawing>
+      </w:r>
       <w:bookmarkStart w:id="0" w:name="_GoBack"/>
       <w:bookmarkEnd w:id="0"/>
     </w:p>
